--- a/销售数据分析报告.docx
+++ b/销售数据分析报告.docx
@@ -241,7 +241,7 @@
         <w:pStyle w:val="Heading1"/>
       </w:pPr>
       <w:r>
-        <w:t>四、供应商销售分析</w:t>
+        <w:t>四、供应商销售分析（最近月份：9月）</w:t>
       </w:r>
     </w:p>
     <w:p>
@@ -249,23 +249,23 @@
         <w:rPr>
           <w:b/>
         </w:rPr>
-        <w:t xml:space="preserve">销售额最好供应商: </w:t>
+        <w:t xml:space="preserve">最近月份(9月)销售额最好供应商: </w:t>
       </w:r>
       <w:r>
         <w:rPr>
           <w:b/>
         </w:rPr>
-        <w:t>沈阳娱乐有限公司</w:t>
+        <w:t>海口电讯科技有限公司</w:t>
       </w:r>
     </w:p>
     <w:p>
       <w:r>
-        <w:t>销售额: 274,945.00 元</w:t>
+        <w:t>销售额: 273,564.00 元</w:t>
       </w:r>
     </w:p>
     <w:p>
       <w:r>
-        <w:t>供应商销售TOP5:</w:t>
+        <w:t>9月供应商销售TOP5:</w:t>
       </w:r>
     </w:p>
     <w:p>
@@ -273,7 +273,7 @@
         <w:pStyle w:val="ListNumber"/>
       </w:pPr>
       <w:r>
-        <w:t>1. 沈阳娱乐有限公司: 274,945.00 元</w:t>
+        <w:t>1. 海口电讯科技有限公司: 273,564.00 元</w:t>
       </w:r>
     </w:p>
     <w:p>
@@ -281,7 +281,7 @@
         <w:pStyle w:val="ListNumber"/>
       </w:pPr>
       <w:r>
-        <w:t>2. 海口电讯科技有限公司: 273,564.00 元</w:t>
+        <w:t>2. 新竹通讯科技有限公司: 254,966.00 元</w:t>
       </w:r>
     </w:p>
     <w:p>
@@ -289,7 +289,7 @@
         <w:pStyle w:val="ListNumber"/>
       </w:pPr>
       <w:r>
-        <w:t>3. 大连通信有限公司: 271,968.00 元</w:t>
+        <w:t>3. 兰州数码有限公司: 233,974.00 元</w:t>
       </w:r>
     </w:p>
     <w:p>
@@ -297,7 +297,7 @@
         <w:pStyle w:val="ListNumber"/>
       </w:pPr>
       <w:r>
-        <w:t>4. 新竹通讯科技有限公司: 254,966.00 元</w:t>
+        <w:t>4. 嘉义摄影科技有限公司: 220,987.00 元</w:t>
       </w:r>
     </w:p>
     <w:p>
@@ -305,7 +305,7 @@
         <w:pStyle w:val="ListNumber"/>
       </w:pPr>
       <w:r>
-        <w:t>5. 天津通讯有限公司: 239,970.00 元</w:t>
+        <w:t>5. 拉萨摄影有限公司: 208,989.00 元</w:t>
       </w:r>
     </w:p>
     <w:p>
@@ -328,7 +328,7 @@
     </w:p>
     <w:p>
       <w:r>
-        <w:t>3. 沈阳娱乐有限公司表现突出，可加强合作关系。</w:t>
+        <w:t>3. 海口电讯有限公司在最近月份(9月)表现突出，可加强合作关系。</w:t>
       </w:r>
     </w:p>
     <w:sectPr>
